--- a/sample-data/knowledge-docs/Human-Resources/Vacation_Policy.docx
+++ b/sample-data/knowledge-docs/Human-Resources/Vacation_Policy.docx
@@ -22,7 +22,7 @@
           <w:sz w:val="28"/>
           <w:szCs w:val="28"/>
         </w:rPr>
-        <w:t xml:space="preserve">Fictional Non Existent LLC</w:t>
+        <w:t xml:space="preserve">Nobler Works</w:t>
       </w:r>
     </w:p>
     <w:p>
@@ -68,7 +68,7 @@
         <w:spacing w:after="240"/>
       </w:pPr>
       <w:r>
-        <w:t xml:space="preserve">This policy establishes guidelines for vacation time accrual, usage, and management at Fictional Non Existent LLC. The company recognizes the importance of work-life balance and encourages employees to take time off to rest and recharge. This policy ensures fair and consistent administration of vacation benefits across the organization.</w:t>
+        <w:t xml:space="preserve">This policy establishes guidelines for vacation time accrual, usage, and management at Nobler Works. The company recognizes the importance of work-life balance and encourages employees to take time off to rest and recharge. This policy ensures fair and consistent administration of vacation benefits across the organization.</w:t>
       </w:r>
     </w:p>
     <w:p>
@@ -84,7 +84,7 @@
         <w:spacing w:after="120"/>
       </w:pPr>
       <w:r>
-        <w:t xml:space="preserve">This policy applies to all regular full-time and part-time employees of Fictional Non Existent LLC. Temporary employees, contractors, and interns are not eligible for paid vacation time under this policy.</w:t>
+        <w:t xml:space="preserve">This policy applies to all regular full-time and part-time employees of Nobler Works. Temporary employees, contractors, and interns are not eligible for paid vacation time under this policy.</w:t>
       </w:r>
     </w:p>
     <w:p>
